--- a/Files/05 - Devarim/03 - Eikev/5783/Eikev 5783.docx
+++ b/Files/05 - Devarim/03 - Eikev/5783/Eikev 5783.docx
@@ -479,7 +479,7 @@
         <w:rPr>
           <w:rFonts w:ascii="Times New Roman" w:hAnsi="Times New Roman" w:cs="Times New Roman"/>
         </w:rPr>
-        <w:t>and all of a sudden the world grinds to a halt. But this</w:t>
+        <w:t xml:space="preserve">and all of a sudden the world grinds to a halt. But this </w:t>
       </w:r>
       <w:r>
         <w:rPr>

--- a/Files/05 - Devarim/03 - Eikev/5783/Eikev 5783.docx
+++ b/Files/05 - Devarim/03 - Eikev/5783/Eikev 5783.docx
@@ -1339,7 +1339,7 @@
           <w:rFonts w:ascii="Times New Roman" w:hAnsi="Times New Roman" w:cs="Times New Roman"/>
           <w:rtl/>
         </w:rPr>
-        <w:t>"</w:t>
+        <w:t>״</w:t>
       </w:r>
       <w:r>
         <w:rPr>

--- a/Files/05 - Devarim/03 - Eikev/5783/Eikev 5783.docx
+++ b/Files/05 - Devarim/03 - Eikev/5783/Eikev 5783.docx
@@ -303,7 +303,19 @@
         <w:rPr>
           <w:rFonts w:ascii="Times New Roman" w:hAnsi="Times New Roman" w:cs="Times New Roman"/>
         </w:rPr>
-        <w:t xml:space="preserve">s not true. Titus said, </w:t>
+        <w:t xml:space="preserve">s </w:t>
+      </w:r>
+      <w:r>
+        <w:rPr>
+          <w:rFonts w:ascii="Times New Roman" w:hAnsi="Times New Roman" w:cs="Times New Roman"/>
+        </w:rPr>
+        <w:t xml:space="preserve">is </w:t>
+      </w:r>
+      <w:r>
+        <w:rPr>
+          <w:rFonts w:ascii="Times New Roman" w:hAnsi="Times New Roman" w:cs="Times New Roman"/>
+        </w:rPr>
+        <w:t xml:space="preserve">not true. Titus said, </w:t>
       </w:r>
       <w:r>
         <w:rPr>
@@ -479,7 +491,7 @@
         <w:rPr>
           <w:rFonts w:ascii="Times New Roman" w:hAnsi="Times New Roman" w:cs="Times New Roman"/>
         </w:rPr>
-        <w:t xml:space="preserve">and all of a sudden the world grinds to a halt. But this </w:t>
+        <w:t>and all of a sudden the world grinds to a halt. But this</w:t>
       </w:r>
       <w:r>
         <w:rPr>
@@ -1339,7 +1351,7 @@
           <w:rFonts w:ascii="Times New Roman" w:hAnsi="Times New Roman" w:cs="Times New Roman"/>
           <w:rtl/>
         </w:rPr>
-        <w:t>״</w:t>
+        <w:t>"</w:t>
       </w:r>
       <w:r>
         <w:rPr>

--- a/Files/05 - Devarim/03 - Eikev/5783/Eikev 5783.docx
+++ b/Files/05 - Devarim/03 - Eikev/5783/Eikev 5783.docx
@@ -491,7 +491,7 @@
         <w:rPr>
           <w:rFonts w:ascii="Times New Roman" w:hAnsi="Times New Roman" w:cs="Times New Roman"/>
         </w:rPr>
-        <w:t>and all of a sudden the world grinds to a halt. But this</w:t>
+        <w:t xml:space="preserve">and all of a sudden the world grinds to a halt. But this </w:t>
       </w:r>
       <w:r>
         <w:rPr>
@@ -1351,7 +1351,7 @@
           <w:rFonts w:ascii="Times New Roman" w:hAnsi="Times New Roman" w:cs="Times New Roman"/>
           <w:rtl/>
         </w:rPr>
-        <w:t>"</w:t>
+        <w:t>״</w:t>
       </w:r>
       <w:r>
         <w:rPr>
